--- a/phase wise documents/Requirement Analysis(3)/technology stack.docx
+++ b/phase wise documents/Requirement Analysis(3)/technology stack.docx
@@ -116,7 +116,7 @@
               <w:rPr>
                 <w:rtl w:val="0"/>
               </w:rPr>
-              <w:t xml:space="preserve">26-05-2025</w:t>
+              <w:t xml:space="preserve">11-10-2026</w:t>
             </w:r>
           </w:p>
         </w:tc>
@@ -144,12 +144,21 @@
           <w:tcPr/>
           <w:p>
             <w:pPr>
-              <w:rPr/>
-            </w:pPr>
-            <w:r>
-              <w:rPr>
-                <w:rtl w:val="0"/>
-              </w:rPr>
+              <w:rPr>
+                <w:rFonts w:ascii="Calibri" w:cs="Calibri" w:eastAsia="Calibri" w:hAnsi="Calibri"/>
+                <w:b w:val="1"/>
+                <w:sz w:val="22"/>
+                <w:szCs w:val="22"/>
+              </w:rPr>
+            </w:pPr>
+            <w:r>
+              <w:rPr>
+                <w:rFonts w:ascii="Calibri" w:cs="Calibri" w:eastAsia="Calibri" w:hAnsi="Calibri"/>
+                <w:b w:val="1"/>
+                <w:sz w:val="22"/>
+                <w:szCs w:val="22"/>
+              </w:rPr>
+              <w:t xml:space="preserve">SWUID2026235621</w:t>
             </w:r>
           </w:p>
         </w:tc>
@@ -177,22 +186,21 @@
           <w:tcPr/>
           <w:p>
             <w:pPr>
-              <w:spacing w:line="259" w:lineRule="auto"/>
-              <w:rPr>
-                <w:sz w:val="16"/>
-                <w:szCs w:val="16"/>
-              </w:rPr>
-            </w:pPr>
-            <w:r>
-              <w:rPr>
-                <w:rtl w:val="0"/>
-              </w:rPr>
-              <w:t xml:space="preserve">Freelance Finder</w:t>
-            </w:r>
-            <w:r>
-              <w:rPr>
-                <w:rtl w:val="0"/>
-              </w:rPr>
+              <w:rPr>
+                <w:rFonts w:ascii="Calibri" w:cs="Calibri" w:eastAsia="Calibri" w:hAnsi="Calibri"/>
+                <w:b w:val="1"/>
+                <w:sz w:val="22"/>
+                <w:szCs w:val="22"/>
+              </w:rPr>
+            </w:pPr>
+            <w:r>
+              <w:rPr>
+                <w:rFonts w:ascii="Calibri" w:cs="Calibri" w:eastAsia="Calibri" w:hAnsi="Calibri"/>
+                <w:b w:val="1"/>
+                <w:sz w:val="22"/>
+                <w:szCs w:val="22"/>
+              </w:rPr>
+              <w:t xml:space="preserve">iMovies - Cinema Booking Platform</w:t>
             </w:r>
           </w:p>
         </w:tc>
@@ -286,7 +294,7 @@
         <w:rPr>
           <w:rtl w:val="0"/>
         </w:rPr>
-        <w:t xml:space="preserve">The Freelance Finder platform is designed with a scalable 3-tier architecture that includes the presentation layer (frontend), business logic (backend), and data storage layer. The solution ensures performance, security, and ease of integration with third-party APIs (e.g., Stripe for payments).</w:t>
+        <w:t xml:space="preserve">The iMovies Cinema Booking platform is designed with a high-performance 3-tier architecture comprising a modern React 18 single-page application frontend, an Express/Node.js backend with real-time Socket.IO seat synchronization, a cloud-hosted MongoDB Atlas, Mongoose ODM Atlas database, and Better Stack telemetry for 24/7 uptime health monitoring and centralized logging.</w:t>
       </w:r>
     </w:p>
     <w:p>
@@ -512,24 +520,24 @@
               <w:rPr>
                 <w:rtl w:val="0"/>
               </w:rPr>
-              <w:t xml:space="preserve">Web-based interface for clients and freelancers</w:t>
-            </w:r>
-          </w:p>
-        </w:tc>
-        <w:tc>
-          <w:tcPr/>
-          <w:p>
-            <w:pPr>
-              <w:tabs>
-                <w:tab w:val="left" w:leader="none" w:pos="2320"/>
-              </w:tabs>
-              <w:rPr/>
-            </w:pPr>
-            <w:r>
-              <w:rPr>
-                <w:rtl w:val="0"/>
-              </w:rPr>
-              <w:t xml:space="preserve">HTML, CSS, JavaScript  / React Js etc.</w:t>
+              <w:t xml:space="preserve">Single Page Application with interactive cinema seat grid and city filtering</w:t>
+            </w:r>
+          </w:p>
+        </w:tc>
+        <w:tc>
+          <w:tcPr/>
+          <w:p>
+            <w:pPr>
+              <w:tabs>
+                <w:tab w:val="left" w:leader="none" w:pos="2320"/>
+              </w:tabs>
+              <w:rPr/>
+            </w:pPr>
+            <w:r>
+              <w:rPr>
+                <w:rtl w:val="0"/>
+              </w:rPr>
+              <w:t xml:space="preserve">React.js 18, React Router v6, Lucide Icons, Glassmorphism CSS3</w:t>
             </w:r>
           </w:p>
         </w:tc>
@@ -592,7 +600,7 @@
               <w:rPr>
                 <w:rtl w:val="0"/>
               </w:rPr>
-              <w:t xml:space="preserve">Job posting, application, dashboard, messaging</w:t>
+              <w:t xml:space="preserve">REST APIs for Movies, Theaters, Showtimes, Bookings, and JWT Auth</w:t>
             </w:r>
           </w:p>
         </w:tc>
@@ -808,7 +816,7 @@
                     <w:rPr>
                       <w:rtl w:val="0"/>
                     </w:rPr>
-                    <w:t xml:space="preserve">Admin panel, job tracking, notifications</w:t>
+                    <w:t xml:space="preserve">Real-time Socket.IO seat locking engine and AI Cinema Oracle</w:t>
                   </w:r>
                 </w:p>
               </w:tc>
@@ -841,7 +849,7 @@
               <w:rPr>
                 <w:rtl w:val="0"/>
               </w:rPr>
-              <w:t xml:space="preserve">React js, Node js</w:t>
+              <w:t xml:space="preserve">Socket.IO, Node.js, Express.js, Better Stack Telemetry</w:t>
             </w:r>
           </w:p>
         </w:tc>
@@ -904,7 +912,7 @@
               <w:rPr>
                 <w:rtl w:val="0"/>
               </w:rPr>
-              <w:t xml:space="preserve">Stores user data, jobs, applications, messages</w:t>
+              <w:t xml:space="preserve">Stores movies, theaters, show matrices, users, and ticket bookings</w:t>
             </w:r>
           </w:p>
         </w:tc>
@@ -1177,7 +1185,7 @@
               <w:rPr>
                 <w:rtl w:val="0"/>
               </w:rPr>
-              <w:t xml:space="preserve">React.js, Node.js, BootStrap, Tailwind CSS</w:t>
+              <w:t xml:space="preserve">React.js, Node.js, Express.js, Socket.IO, Better Stack</w:t>
             </w:r>
           </w:p>
         </w:tc>
@@ -1240,7 +1248,7 @@
               <w:rPr>
                 <w:rtl w:val="0"/>
               </w:rPr>
-              <w:t xml:space="preserve">3-tier architecture with RESTful APIs</w:t>
+              <w:t xml:space="preserve">3-tier architecture with RESTful APIs and real-time WebSockets</w:t>
             </w:r>
           </w:p>
         </w:tc>
